--- a/eng/docx/30.content.docx
+++ b/eng/docx/30.content.docx
@@ -136,13 +136,6 @@
         <w:rPr>
           <w:lang w:val="en_US" w:bidi="en_US"/>
         </w:rPr>
-      </w:r>
-      <w:r>
-        <w:rPr>
-          <w:i/>
-          <w:lang w:val="en_US" w:bidi="en_US"/>
-        </w:rPr>
-        <w:t>Amos 1:1, Amos 1:1 (#2), Amos 1:3, Amos 1:6, Amos 1:7, Amos 1:9, Amos 1:11, Amos 1:13, Amos 1:14, Amos 1:15, Amos 2:1, Amos 2:4, Amos 2:5, Amos 2:7, Amos 2:9, Amos 2:12, Amos 2:12 (#2), Amos 2:14, Amos 2:15–16, Amos 3:1, Amos 3:2, Amos 3:3, Amos 3:6, Amos 3:7, Amos 3:9, Amos 3:10, Amos 3:11, Amos 3:12, Amos 3:13–14, Amos 4:1, Amos 4:1 (#2), Amos 4:2, Amos 4:4–5, Amos 4:7, Amos 4:9, Amos 4:10, Amos 4:11, Amos 4:11 (#2), Amos 4:12, Amos 4:13, Amos 5:1–2, Amos 5:4, Amos 5:9, Amos 5:10, Amos 5:11, Amos 5:13, Amos 5:14, Amos 5:16–17, Amos 5:20, Amos 5:21, Amos 5:24, Amos 5:26, Amos 5:27, Amos 6:1, Amos 6:5–6, Amos 6:6, Amos 6:7, Amos 6:8, Amos 6:11, Amos 6:12, Amos 6:14, Amos 6:14 (#2), Amos 7:1, Amos 7:2–3, Amos 7:4, Amos 7:5–6, Amos 7:7, Amos 7:8, Amos 7:9, Amos 7:10, Amos 7:11, Amos 7:12, Amos 7:14–15, Amos 7:17, Amos 7:17 (#2), Amos 8:1–2, Amos 8:2, Amos 8:4, Amos 8:5–6, Amos 8:7, Amos 8:9, Amos 8:10, Amos 8:11, Amos 8:13, Amos 8:14, Amos 9:1, Amos 9:3, Amos 9:4, Amos 9:5, Amos 9:7, Amos 9:7 (#2), Amos 9:8, Amos 9:10, Amos 9:11, Amos 9:13, Amos 9:14, Amos 9:15</w:t>
       </w:r>
       <w:r>
         <w:rPr>

--- a/eng/docx/30.content.docx
+++ b/eng/docx/30.content.docx
@@ -123,19 +123,6 @@
           <w:lang w:val="en_US" w:bidi="en_US"/>
         </w:rPr>
         <w:t>AMO</w:t>
-      </w:r>
-      <w:r>
-        <w:rPr>
-          <w:lang w:val="en_US" w:bidi="en_US"/>
-        </w:rPr>
-      </w:r>
-    </w:p>
-    <w:p>
-      <w:pPr/>
-      <w:r>
-        <w:rPr>
-          <w:lang w:val="en_US" w:bidi="en_US"/>
-        </w:rPr>
       </w:r>
       <w:r>
         <w:rPr>

--- a/eng/docx/30.content.docx
+++ b/eng/docx/30.content.docx
@@ -19,7 +19,7 @@
         <w:rPr>
           <w:lang w:val="en_US" w:bidi="en_US"/>
         </w:rPr>
-        <w:t>Resource: Translation Questions (unfoldingWord)</w:t>
+        <w:t>Resource: unfoldingWord® Translation Questions</w:t>
       </w:r>
       <w:r>
         <w:rPr>
@@ -85,7 +85,7 @@
         <w:rPr>
           <w:lang w:val="en_US" w:bidi="en_US"/>
         </w:rPr>
-        <w:t>Translation Questions (unfoldingWord)</w:t>
+        <w:t>unfoldingWord® Translation Questions</w:t>
       </w:r>
     </w:p>
     <w:p>
